--- a/CPP-A2-Design-doc.docx
+++ b/CPP-A2-Design-doc.docx
@@ -551,6 +551,124 @@
     </w:p>
     <w:p>
       <w:pPr>
+        <w:rPr>
+          <w:lang w:val="en-AU"/>
+        </w:rPr>
+      </w:pPr>
+      <w:r>
+        <w:rPr>
+          <w:lang w:val="en-AU"/>
+        </w:rPr>
+        <w:t xml:space="preserve">The diagram below </w:t>
+      </w:r>
+      <w:r>
+        <w:rPr>
+          <w:lang w:val="en-AU"/>
+        </w:rPr>
+        <w:t>is</w:t>
+      </w:r>
+      <w:r>
+        <w:rPr>
+          <w:lang w:val="en-AU"/>
+        </w:rPr>
+        <w:t xml:space="preserve"> the complete class design of the Patient Vitals Management System. Classes highlighted in green represent additions made to the original system design</w:t>
+      </w:r>
+      <w:r>
+        <w:rPr>
+          <w:lang w:val="en-AU"/>
+        </w:rPr>
+        <w:t xml:space="preserve"> which implement the</w:t>
+      </w:r>
+      <w:r>
+        <w:rPr>
+          <w:lang w:val="en-AU"/>
+        </w:rPr>
+        <w:t xml:space="preserve"> four design patterns. The </w:t>
+      </w:r>
+      <w:r>
+        <w:rPr>
+          <w:lang w:val="en-AU"/>
+        </w:rPr>
+        <w:t xml:space="preserve">specifics </w:t>
+      </w:r>
+      <w:r>
+        <w:rPr>
+          <w:lang w:val="en-AU"/>
+        </w:rPr>
+        <w:t>of each new class are described in detail within their corresponding functional requirement sections (FR1 through FR4).</w:t>
+      </w:r>
+    </w:p>
+    <w:p>
+      <w:pPr>
+        <w:rPr>
+          <w:lang w:val="en-AU"/>
+        </w:rPr>
+      </w:pPr>
+      <w:r>
+        <w:rPr>
+          <w:noProof/>
+          <w:lang w:val="en-AU"/>
+        </w:rPr>
+        <w:drawing>
+          <wp:inline distT="0" distB="0" distL="0" distR="0" wp14:anchorId="14B24C00" wp14:editId="6856AE12">
+            <wp:extent cx="6645910" cy="6359525"/>
+            <wp:effectExtent l="0" t="0" r="0" b="3175"/>
+            <wp:docPr id="1370465641" name="Picture 1"/>
+            <wp:cNvGraphicFramePr>
+              <a:graphicFrameLocks xmlns:a="http://schemas.openxmlformats.org/drawingml/2006/main" noChangeAspect="1"/>
+            </wp:cNvGraphicFramePr>
+            <a:graphic xmlns:a="http://schemas.openxmlformats.org/drawingml/2006/main">
+              <a:graphicData uri="http://schemas.openxmlformats.org/drawingml/2006/picture">
+                <pic:pic xmlns:pic="http://schemas.openxmlformats.org/drawingml/2006/picture">
+                  <pic:nvPicPr>
+                    <pic:cNvPr id="1370465641" name="Picture 1370465641"/>
+                    <pic:cNvPicPr/>
+                  </pic:nvPicPr>
+                  <pic:blipFill>
+                    <a:blip r:embed="rId11" cstate="print">
+                      <a:extLst>
+                        <a:ext uri="{28A0092B-C50C-407E-A947-70E740481C1C}">
+                          <a14:useLocalDpi xmlns:a14="http://schemas.microsoft.com/office/drawing/2010/main" val="0"/>
+                        </a:ext>
+                      </a:extLst>
+                    </a:blip>
+                    <a:stretch>
+                      <a:fillRect/>
+                    </a:stretch>
+                  </pic:blipFill>
+                  <pic:spPr>
+                    <a:xfrm>
+                      <a:off x="0" y="0"/>
+                      <a:ext cx="6645910" cy="6359525"/>
+                    </a:xfrm>
+                    <a:prstGeom prst="rect">
+                      <a:avLst/>
+                    </a:prstGeom>
+                  </pic:spPr>
+                </pic:pic>
+              </a:graphicData>
+            </a:graphic>
+          </wp:inline>
+        </w:drawing>
+      </w:r>
+    </w:p>
+    <w:p>
+      <w:pPr>
+        <w:rPr>
+          <w:rFonts w:asciiTheme="majorHAnsi" w:eastAsiaTheme="majorEastAsia" w:hAnsiTheme="majorHAnsi" w:cstheme="majorBidi"/>
+          <w:color w:val="2E74B5" w:themeColor="accent1" w:themeShade="BF"/>
+          <w:sz w:val="32"/>
+          <w:szCs w:val="32"/>
+          <w:lang w:val="en-AU"/>
+        </w:rPr>
+      </w:pPr>
+      <w:bookmarkStart w:id="1" w:name="_Toc231152128"/>
+      <w:r>
+        <w:br w:type="page"/>
+      </w:r>
+    </w:p>
+    <w:p>
+      <w:pPr>
         <w:pStyle w:val="Heading1"/>
         <w:numPr>
           <w:ilvl w:val="0"/>
@@ -558,8 +676,8 @@
         </w:numPr>
         <w:ind w:left="432" w:hanging="432"/>
       </w:pPr>
-      <w:bookmarkStart w:id="1" w:name="_Toc231152128"/>
-      <w:r>
+      <w:r>
+        <w:lastRenderedPageBreak/>
         <w:t>FR1</w:t>
       </w:r>
       <w:r>
@@ -785,7 +903,7 @@
                     <pic:cNvPicPr/>
                   </pic:nvPicPr>
                   <pic:blipFill>
-                    <a:blip r:embed="rId11" cstate="print">
+                    <a:blip r:embed="rId12" cstate="print">
                       <a:extLst>
                         <a:ext uri="{28A0092B-C50C-407E-A947-70E740481C1C}">
                           <a14:useLocalDpi xmlns:a14="http://schemas.microsoft.com/office/drawing/2010/main" val="0"/>
@@ -812,6 +930,10 @@
         </w:drawing>
       </w:r>
       <w:r>
+        <w:rPr>
+          <w:b/>
+          <w:bCs/>
+        </w:rPr>
         <w:t>FR1: How it works: Adapter Pattern</w:t>
       </w:r>
     </w:p>
@@ -825,7 +947,6 @@
         <w:rPr>
           <w:lang w:val="en-AU"/>
         </w:rPr>
-        <w:lastRenderedPageBreak/>
         <w:t xml:space="preserve">I added </w:t>
       </w:r>
       <w:proofErr w:type="spellStart"/>
@@ -946,6 +1067,7 @@
         <w:rPr>
           <w:lang w:val="en-AU"/>
         </w:rPr>
+        <w:lastRenderedPageBreak/>
         <w:t xml:space="preserve">Meaning </w:t>
       </w:r>
       <w:r>
@@ -1077,6 +1199,77 @@
           <w:lang w:val="en-AU"/>
         </w:rPr>
         <w:t xml:space="preserve"> Syndrome and makes later string comparisons safer.</w:t>
+      </w:r>
+    </w:p>
+    <w:p>
+      <w:pPr>
+        <w:rPr>
+          <w:lang w:val="en-AU"/>
+        </w:rPr>
+      </w:pPr>
+      <w:r>
+        <w:rPr>
+          <w:b/>
+          <w:bCs/>
+          <w:lang w:val="en-AU"/>
+        </w:rPr>
+        <w:t xml:space="preserve">Git </w:t>
+      </w:r>
+      <w:proofErr w:type="gramStart"/>
+      <w:r>
+        <w:rPr>
+          <w:b/>
+          <w:bCs/>
+          <w:lang w:val="en-AU"/>
+        </w:rPr>
+        <w:t>commits:</w:t>
+      </w:r>
+      <w:proofErr w:type="gramEnd"/>
+      <w:r>
+        <w:rPr>
+          <w:lang w:val="en-AU"/>
+        </w:rPr>
+        <w:t xml:space="preserve"> I </w:t>
+      </w:r>
+      <w:r>
+        <w:rPr>
+          <w:lang w:val="en-AU"/>
+        </w:rPr>
+        <w:t>implemented</w:t>
+      </w:r>
+      <w:r>
+        <w:rPr>
+          <w:lang w:val="en-AU"/>
+        </w:rPr>
+        <w:t xml:space="preserve"> the </w:t>
+      </w:r>
+      <w:proofErr w:type="spellStart"/>
+      <w:r>
+        <w:rPr>
+          <w:lang w:val="en-AU"/>
+        </w:rPr>
+        <w:t>PatientFileLoader</w:t>
+      </w:r>
+      <w:proofErr w:type="spellEnd"/>
+      <w:r>
+        <w:rPr>
+          <w:lang w:val="en-AU"/>
+        </w:rPr>
+        <w:t xml:space="preserve"> file parsing and added the </w:t>
+      </w:r>
+      <w:proofErr w:type="spellStart"/>
+      <w:r>
+        <w:rPr>
+          <w:lang w:val="en-AU"/>
+        </w:rPr>
+        <w:t>PatientFileLoaderAdapter</w:t>
+      </w:r>
+      <w:proofErr w:type="spellEnd"/>
+      <w:r>
+        <w:rPr>
+          <w:lang w:val="en-AU"/>
+        </w:rPr>
+        <w:t xml:space="preserve"> in commit 96eb13f. I fixed the apostrophe normalisation for diagnosis names in commit 664f765.</w:t>
       </w:r>
     </w:p>
     <w:p>
@@ -1247,9 +1440,9 @@
           <w:lang w:val="en-AU"/>
         </w:rPr>
         <w:drawing>
-          <wp:inline distT="0" distB="0" distL="0" distR="0" wp14:anchorId="6C95301E" wp14:editId="5126346D">
-            <wp:extent cx="6645910" cy="4302125"/>
-            <wp:effectExtent l="0" t="0" r="0" b="3175"/>
+          <wp:inline distT="0" distB="0" distL="0" distR="0" wp14:anchorId="6C95301E" wp14:editId="366D4852">
+            <wp:extent cx="6381345" cy="4130863"/>
+            <wp:effectExtent l="0" t="0" r="0" b="0"/>
             <wp:docPr id="987510059" name="Picture 2" descr="A screenshot of a computer&#10;&#10;Description automatically generated"/>
             <wp:cNvGraphicFramePr>
               <a:graphicFrameLocks xmlns:a="http://schemas.openxmlformats.org/drawingml/2006/main" noChangeAspect="1"/>
@@ -1262,7 +1455,7 @@
                     <pic:cNvPicPr/>
                   </pic:nvPicPr>
                   <pic:blipFill>
-                    <a:blip r:embed="rId12" cstate="print">
+                    <a:blip r:embed="rId13" cstate="print">
                       <a:extLst>
                         <a:ext uri="{28A0092B-C50C-407E-A947-70E740481C1C}">
                           <a14:useLocalDpi xmlns:a14="http://schemas.microsoft.com/office/drawing/2010/main" val="0"/>
@@ -1276,7 +1469,7 @@
                   <pic:spPr>
                     <a:xfrm>
                       <a:off x="0" y="0"/>
-                      <a:ext cx="6645910" cy="4302125"/>
+                      <a:ext cx="6395915" cy="4140294"/>
                     </a:xfrm>
                     <a:prstGeom prst="rect">
                       <a:avLst/>
@@ -1292,14 +1485,17 @@
     <w:p>
       <w:pPr>
         <w:rPr>
-          <w:lang w:val="en-AU"/>
-        </w:rPr>
-      </w:pPr>
-      <w:r>
-        <w:rPr>
-          <w:lang w:val="en-AU"/>
-        </w:rPr>
-        <w:lastRenderedPageBreak/>
+          <w:b/>
+          <w:bCs/>
+          <w:lang w:val="en-AU"/>
+        </w:rPr>
+      </w:pPr>
+      <w:r>
+        <w:rPr>
+          <w:b/>
+          <w:bCs/>
+          <w:lang w:val="en-AU"/>
+        </w:rPr>
         <w:t>FR2: How the Composite design works</w:t>
       </w:r>
     </w:p>
@@ -1367,7 +1563,14 @@
         <w:rPr>
           <w:lang w:val="en-AU"/>
         </w:rPr>
-        <w:t xml:space="preserve"> it stores a collection of other loaders. In the default setup, the composite contains a </w:t>
+        <w:t xml:space="preserve"> it stores a collection of </w:t>
+      </w:r>
+      <w:r>
+        <w:rPr>
+          <w:lang w:val="en-AU"/>
+        </w:rPr>
+        <w:lastRenderedPageBreak/>
+        <w:t xml:space="preserve">other loaders. In the default setup, the composite contains a </w:t>
       </w:r>
       <w:proofErr w:type="spellStart"/>
       <w:r>
@@ -1473,6 +1676,76 @@
           <w:lang w:val="en-AU"/>
         </w:rPr>
         <w:t>(), the composite loops through its child loaders and calls the same method on each one. For loading, this means the database loader adds its patients to the vector first, and then the file adapter adds the file patients afterwards. The result is that the system gets one combined patient list, while still only dealing with one abstract loader object.</w:t>
+      </w:r>
+    </w:p>
+    <w:p>
+      <w:pPr>
+        <w:rPr>
+          <w:lang w:val="en-AU"/>
+        </w:rPr>
+      </w:pPr>
+      <w:bookmarkStart w:id="3" w:name="_Toc231152130"/>
+      <w:r>
+        <w:rPr>
+          <w:b/>
+          <w:bCs/>
+          <w:lang w:val="en-AU"/>
+        </w:rPr>
+        <w:t xml:space="preserve">Git </w:t>
+      </w:r>
+      <w:proofErr w:type="gramStart"/>
+      <w:r>
+        <w:rPr>
+          <w:b/>
+          <w:bCs/>
+          <w:lang w:val="en-AU"/>
+        </w:rPr>
+        <w:t>commits:</w:t>
+      </w:r>
+      <w:proofErr w:type="gramEnd"/>
+      <w:r>
+        <w:rPr>
+          <w:lang w:val="en-AU"/>
+        </w:rPr>
+        <w:t xml:space="preserve"> I added </w:t>
+      </w:r>
+      <w:proofErr w:type="spellStart"/>
+      <w:r>
+        <w:rPr>
+          <w:lang w:val="en-AU"/>
+        </w:rPr>
+        <w:t>CompositePatientLoader</w:t>
+      </w:r>
+      <w:proofErr w:type="spellEnd"/>
+      <w:r>
+        <w:rPr>
+          <w:lang w:val="en-AU"/>
+        </w:rPr>
+        <w:t xml:space="preserve"> and </w:t>
+      </w:r>
+      <w:r>
+        <w:rPr>
+          <w:lang w:val="en-AU"/>
+        </w:rPr>
+        <w:t>adjusted</w:t>
+      </w:r>
+      <w:r>
+        <w:rPr>
+          <w:lang w:val="en-AU"/>
+        </w:rPr>
+        <w:t xml:space="preserve"> the </w:t>
+      </w:r>
+      <w:r>
+        <w:rPr>
+          <w:lang w:val="en-AU"/>
+        </w:rPr>
+        <w:t>current</w:t>
+      </w:r>
+      <w:r>
+        <w:rPr>
+          <w:lang w:val="en-AU"/>
+        </w:rPr>
+        <w:t xml:space="preserve"> composite loader in commit 5bd4022.</w:t>
       </w:r>
     </w:p>
     <w:p>
@@ -1484,7 +1757,6 @@
         </w:numPr>
         <w:ind w:left="432" w:hanging="432"/>
       </w:pPr>
-      <w:bookmarkStart w:id="3" w:name="_Toc231152130"/>
       <w:r>
         <w:t>FR3: Calculate the Patient Alert Levels</w:t>
       </w:r>
@@ -1492,10 +1764,7 @@
     </w:p>
     <w:p>
       <w:r>
-        <w:t xml:space="preserve">FR3 requires the system to calculate a patient’s alert level using different rules depending on the patient’s disease. </w:t>
-      </w:r>
-      <w:r>
-        <w:t xml:space="preserve">We need to decouple all the different calculations so it’s not in one </w:t>
+        <w:t xml:space="preserve">FR3 requires the system to calculate a patient’s alert level using different rules depending on the patient’s disease. We need to decouple all the different calculations so it’s not in one </w:t>
       </w:r>
       <w:proofErr w:type="spellStart"/>
       <w:r>
@@ -1503,13 +1772,7 @@
       </w:r>
       <w:proofErr w:type="spellEnd"/>
       <w:r>
-        <w:t xml:space="preserve">. Placing all of </w:t>
-      </w:r>
-      <w:r>
-        <w:t>the</w:t>
-      </w:r>
-      <w:r>
-        <w:t xml:space="preserve"> rules directly inside Patient or </w:t>
+        <w:t xml:space="preserve">. Placing all of the rules directly inside Patient or </w:t>
       </w:r>
       <w:proofErr w:type="spellStart"/>
       <w:r>
@@ -1517,10 +1780,7 @@
       </w:r>
       <w:proofErr w:type="spellEnd"/>
       <w:r>
-        <w:t xml:space="preserve"> would create a long conditional structure that mixes patient data storage with disease-specific alert logi</w:t>
-      </w:r>
-      <w:r>
-        <w:t>c making the code harder to maintain</w:t>
+        <w:t xml:space="preserve"> would create a long conditional structure that mixes patient data storage with disease-specific alert logic making the code harder to maintain</w:t>
       </w:r>
     </w:p>
     <w:p>
@@ -1576,15 +1836,15 @@
         <mc:AlternateContent>
           <mc:Choice Requires="wps">
             <w:drawing>
-              <wp:anchor distT="0" distB="0" distL="114300" distR="114300" simplePos="0" relativeHeight="251659264" behindDoc="0" locked="0" layoutInCell="1" allowOverlap="1" wp14:anchorId="7C449867" wp14:editId="20EF1B77">
+              <wp:anchor distT="0" distB="0" distL="114300" distR="114300" simplePos="0" relativeHeight="251659264" behindDoc="0" locked="0" layoutInCell="1" allowOverlap="1" wp14:anchorId="7C449867" wp14:editId="7235E432">
                 <wp:simplePos x="0" y="0"/>
                 <wp:positionH relativeFrom="column">
-                  <wp:posOffset>3667328</wp:posOffset>
+                  <wp:posOffset>3667125</wp:posOffset>
                 </wp:positionH>
                 <wp:positionV relativeFrom="paragraph">
-                  <wp:posOffset>181650</wp:posOffset>
+                  <wp:posOffset>1270</wp:posOffset>
                 </wp:positionV>
-                <wp:extent cx="3180985" cy="5282119"/>
+                <wp:extent cx="3180985" cy="5522400"/>
                 <wp:effectExtent l="0" t="0" r="0" b="0"/>
                 <wp:wrapNone/>
                 <wp:docPr id="954316682" name="Text Box 4"/>
@@ -1596,7 +1856,7 @@
                       <wps:spPr>
                         <a:xfrm>
                           <a:off x="0" y="0"/>
-                          <a:ext cx="3180985" cy="5282119"/>
+                          <a:ext cx="3180985" cy="5522400"/>
                         </a:xfrm>
                         <a:prstGeom prst="rect">
                           <a:avLst/>
@@ -1609,6 +1869,22 @@
                       <wps:txbx>
                         <w:txbxContent>
                           <w:p>
+                            <w:pPr>
+                              <w:rPr>
+                                <w:lang w:val="en-AU"/>
+                              </w:rPr>
+                            </w:pPr>
+                            <w:r>
+                              <w:rPr>
+                                <w:b/>
+                                <w:bCs/>
+                                <w:lang w:val="en-AU"/>
+                              </w:rPr>
+                              <w:t>FR3: How the Strategy design works</w:t>
+                            </w:r>
+                            <w:r>
+                              <w:br/>
+                            </w:r>
                             <w:r>
                               <w:t xml:space="preserve">I added an abstract </w:t>
                             </w:r>
@@ -1621,12 +1897,17 @@
                               <w:t xml:space="preserve"> class with a </w:t>
                             </w:r>
                             <w:proofErr w:type="spellStart"/>
+                            <w:proofErr w:type="gramStart"/>
                             <w:r>
                               <w:t>calculateAlertLevel</w:t>
                             </w:r>
                             <w:proofErr w:type="spellEnd"/>
                             <w:r>
-                              <w:t xml:space="preserve">() method. Then I created one strategy class for each disease: </w:t>
+                              <w:t>(</w:t>
+                            </w:r>
+                            <w:proofErr w:type="gramEnd"/>
+                            <w:r>
+                              <w:t xml:space="preserve">) method. Then I created one strategy class for each disease: </w:t>
                             </w:r>
                             <w:proofErr w:type="spellStart"/>
                             <w:r>
@@ -1650,19 +1931,7 @@
                             </w:r>
                             <w:proofErr w:type="spellEnd"/>
                             <w:r>
-                              <w:t xml:space="preserve">. Each strategy only contains the rules for its own disease. </w:t>
-                            </w:r>
-                            <w:r>
-                              <w:t>So for example</w:t>
-                            </w:r>
-                            <w:r>
-                              <w:t xml:space="preserve">, the Cordyceps strategy checks respiratory rate thresholds, </w:t>
-                            </w:r>
-                            <w:r>
-                              <w:t>but</w:t>
-                            </w:r>
-                            <w:r>
-                              <w:t xml:space="preserve"> the Andromeda strategy checks blood pressure thresholds.</w:t>
+                              <w:t>. Each strategy only contains the rules for its own disease. So for example, the Cordyceps strategy checks respiratory rate thresholds, but the Andromeda strategy checks blood pressure thresholds.</w:t>
                             </w:r>
                           </w:p>
                           <w:p>
@@ -1720,7 +1989,56 @@
                             </w:r>
                             <w:proofErr w:type="spellEnd"/>
                             <w:r>
-                              <w:t>() method is used when the user records new vitals, and that is where the alert level calculation happens.</w:t>
+                              <w:t>() method is used when the user records new vitals, and that is where the alert level calculation happens</w:t>
+                            </w:r>
+                            <w:r>
+                              <w:t>.</w:t>
+                            </w:r>
+                          </w:p>
+                          <w:p>
+                            <w:r>
+                              <w:rPr>
+                                <w:b/>
+                                <w:bCs/>
+                                <w:lang w:val="en-AU"/>
+                              </w:rPr>
+                              <w:t xml:space="preserve">Git </w:t>
+                            </w:r>
+                            <w:proofErr w:type="gramStart"/>
+                            <w:r>
+                              <w:rPr>
+                                <w:b/>
+                                <w:bCs/>
+                                <w:lang w:val="en-AU"/>
+                              </w:rPr>
+                              <w:t>commits:</w:t>
+                            </w:r>
+                            <w:proofErr w:type="gramEnd"/>
+                            <w:r>
+                              <w:rPr>
+                                <w:lang w:val="en-AU"/>
+                              </w:rPr>
+                              <w:t xml:space="preserve"> I added </w:t>
+                            </w:r>
+                            <w:proofErr w:type="spellStart"/>
+                            <w:r>
+                              <w:rPr>
+                                <w:lang w:val="en-AU"/>
+                              </w:rPr>
+                              <w:t>AlertLevelStrategy</w:t>
+                            </w:r>
+                            <w:proofErr w:type="spellEnd"/>
+                            <w:r>
+                              <w:rPr>
+                                <w:lang w:val="en-AU"/>
+                              </w:rPr>
+                              <w:t xml:space="preserve">, </w:t>
+                            </w:r>
+                            <w:r>
+                              <w:rPr>
+                                <w:lang w:val="en-AU"/>
+                              </w:rPr>
+                              <w:t>the three strategy classes, and updated Patient to use them in commit a15b76e.</w:t>
                             </w:r>
                           </w:p>
                         </w:txbxContent>
@@ -1749,10 +2067,26 @@
                 <v:stroke joinstyle="miter"/>
                 <v:path gradientshapeok="t" o:connecttype="rect"/>
               </v:shapetype>
-              <v:shape id="Text Box 4" o:spid="_x0000_s1026" type="#_x0000_t202" style="position:absolute;margin-left:288.75pt;margin-top:14.3pt;width:250.45pt;height:415.9pt;z-index:251659264;visibility:visible;mso-wrap-style:square;mso-width-percent:0;mso-height-percent:0;mso-wrap-distance-left:9pt;mso-wrap-distance-top:0;mso-wrap-distance-right:9pt;mso-wrap-distance-bottom:0;mso-position-horizontal:absolute;mso-position-horizontal-relative:text;mso-position-vertical:absolute;mso-position-vertical-relative:text;mso-width-percent:0;mso-height-percent:0;mso-width-relative:margin;mso-height-relative:margin;v-text-anchor:top" o:gfxdata="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" filled="f" stroked="f" strokeweight=".5pt">
+              <v:shape id="Text Box 4" o:spid="_x0000_s1026" type="#_x0000_t202" style="position:absolute;margin-left:288.75pt;margin-top:.1pt;width:250.45pt;height:434.85pt;z-index:251659264;visibility:visible;mso-wrap-style:square;mso-width-percent:0;mso-height-percent:0;mso-wrap-distance-left:9pt;mso-wrap-distance-top:0;mso-wrap-distance-right:9pt;mso-wrap-distance-bottom:0;mso-position-horizontal:absolute;mso-position-horizontal-relative:text;mso-position-vertical:absolute;mso-position-vertical-relative:text;mso-width-percent:0;mso-height-percent:0;mso-width-relative:margin;mso-height-relative:margin;v-text-anchor:top" o:gfxdata="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" filled="f" stroked="f" strokeweight=".5pt">
                 <v:textbox>
                   <w:txbxContent>
                     <w:p>
+                      <w:pPr>
+                        <w:rPr>
+                          <w:lang w:val="en-AU"/>
+                        </w:rPr>
+                      </w:pPr>
+                      <w:r>
+                        <w:rPr>
+                          <w:b/>
+                          <w:bCs/>
+                          <w:lang w:val="en-AU"/>
+                        </w:rPr>
+                        <w:t>FR3: How the Strategy design works</w:t>
+                      </w:r>
+                      <w:r>
+                        <w:br/>
+                      </w:r>
                       <w:r>
                         <w:t xml:space="preserve">I added an abstract </w:t>
                       </w:r>
@@ -1765,12 +2099,17 @@
                         <w:t xml:space="preserve"> class with a </w:t>
                       </w:r>
                       <w:proofErr w:type="spellStart"/>
+                      <w:proofErr w:type="gramStart"/>
                       <w:r>
                         <w:t>calculateAlertLevel</w:t>
                       </w:r>
                       <w:proofErr w:type="spellEnd"/>
                       <w:r>
-                        <w:t xml:space="preserve">() method. Then I created one strategy class for each disease: </w:t>
+                        <w:t>(</w:t>
+                      </w:r>
+                      <w:proofErr w:type="gramEnd"/>
+                      <w:r>
+                        <w:t xml:space="preserve">) method. Then I created one strategy class for each disease: </w:t>
                       </w:r>
                       <w:proofErr w:type="spellStart"/>
                       <w:r>
@@ -1794,19 +2133,7 @@
                       </w:r>
                       <w:proofErr w:type="spellEnd"/>
                       <w:r>
-                        <w:t xml:space="preserve">. Each strategy only contains the rules for its own disease. </w:t>
-                      </w:r>
-                      <w:r>
-                        <w:t>So for example</w:t>
-                      </w:r>
-                      <w:r>
-                        <w:t xml:space="preserve">, the Cordyceps strategy checks respiratory rate thresholds, </w:t>
-                      </w:r>
-                      <w:r>
-                        <w:t>but</w:t>
-                      </w:r>
-                      <w:r>
-                        <w:t xml:space="preserve"> the Andromeda strategy checks blood pressure thresholds.</w:t>
+                        <w:t>. Each strategy only contains the rules for its own disease. So for example, the Cordyceps strategy checks respiratory rate thresholds, but the Andromeda strategy checks blood pressure thresholds.</w:t>
                       </w:r>
                     </w:p>
                     <w:p>
@@ -1864,7 +2191,56 @@
                       </w:r>
                       <w:proofErr w:type="spellEnd"/>
                       <w:r>
-                        <w:t>() method is used when the user records new vitals, and that is where the alert level calculation happens.</w:t>
+                        <w:t>() method is used when the user records new vitals, and that is where the alert level calculation happens</w:t>
+                      </w:r>
+                      <w:r>
+                        <w:t>.</w:t>
+                      </w:r>
+                    </w:p>
+                    <w:p>
+                      <w:r>
+                        <w:rPr>
+                          <w:b/>
+                          <w:bCs/>
+                          <w:lang w:val="en-AU"/>
+                        </w:rPr>
+                        <w:t xml:space="preserve">Git </w:t>
+                      </w:r>
+                      <w:proofErr w:type="gramStart"/>
+                      <w:r>
+                        <w:rPr>
+                          <w:b/>
+                          <w:bCs/>
+                          <w:lang w:val="en-AU"/>
+                        </w:rPr>
+                        <w:t>commits:</w:t>
+                      </w:r>
+                      <w:proofErr w:type="gramEnd"/>
+                      <w:r>
+                        <w:rPr>
+                          <w:lang w:val="en-AU"/>
+                        </w:rPr>
+                        <w:t xml:space="preserve"> I added </w:t>
+                      </w:r>
+                      <w:proofErr w:type="spellStart"/>
+                      <w:r>
+                        <w:rPr>
+                          <w:lang w:val="en-AU"/>
+                        </w:rPr>
+                        <w:t>AlertLevelStrategy</w:t>
+                      </w:r>
+                      <w:proofErr w:type="spellEnd"/>
+                      <w:r>
+                        <w:rPr>
+                          <w:lang w:val="en-AU"/>
+                        </w:rPr>
+                        <w:t xml:space="preserve">, </w:t>
+                      </w:r>
+                      <w:r>
+                        <w:rPr>
+                          <w:lang w:val="en-AU"/>
+                        </w:rPr>
+                        <w:t>the three strategy classes, and updated Patient to use them in commit a15b76e.</w:t>
                       </w:r>
                     </w:p>
                   </w:txbxContent>
@@ -1894,7 +2270,7 @@
                     <pic:cNvPicPr/>
                   </pic:nvPicPr>
                   <pic:blipFill rotWithShape="1">
-                    <a:blip r:embed="rId13" cstate="print">
+                    <a:blip r:embed="rId14" cstate="print">
                       <a:extLst>
                         <a:ext uri="{28A0092B-C50C-407E-A947-70E740481C1C}">
                           <a14:useLocalDpi xmlns:a14="http://schemas.microsoft.com/office/drawing/2010/main" val="0"/>
@@ -1929,7 +2305,6 @@
       </w:r>
     </w:p>
     <w:p/>
-    <w:p/>
     <w:p>
       <w:pPr>
         <w:pStyle w:val="Heading1"/>
@@ -1941,6 +2316,7 @@
       </w:pPr>
       <w:bookmarkStart w:id="4" w:name="_Toc231152131"/>
       <w:r>
+        <w:lastRenderedPageBreak/>
         <w:t>FR4: Alert the Hospitals and GPs</w:t>
       </w:r>
       <w:bookmarkEnd w:id="4"/>
@@ -1971,15 +2347,15 @@
         <mc:AlternateContent>
           <mc:Choice Requires="wps">
             <w:drawing>
-              <wp:anchor distT="0" distB="0" distL="114300" distR="114300" simplePos="0" relativeHeight="251661312" behindDoc="0" locked="0" layoutInCell="1" allowOverlap="1" wp14:anchorId="6EF96E93" wp14:editId="2DB5D3FF">
+              <wp:anchor distT="0" distB="0" distL="114300" distR="114300" simplePos="0" relativeHeight="251661312" behindDoc="0" locked="0" layoutInCell="1" allowOverlap="1" wp14:anchorId="6EF96E93" wp14:editId="3D4944B6">
                 <wp:simplePos x="0" y="0"/>
                 <wp:positionH relativeFrom="column">
-                  <wp:posOffset>3505835</wp:posOffset>
+                  <wp:posOffset>3501957</wp:posOffset>
                 </wp:positionH>
                 <wp:positionV relativeFrom="paragraph">
-                  <wp:posOffset>96709</wp:posOffset>
+                  <wp:posOffset>98195</wp:posOffset>
                 </wp:positionV>
-                <wp:extent cx="3225746" cy="5116749"/>
+                <wp:extent cx="3225746" cy="5622588"/>
                 <wp:effectExtent l="0" t="0" r="0" b="0"/>
                 <wp:wrapNone/>
                 <wp:docPr id="1912066322" name="Text Box 4"/>
@@ -1991,7 +2367,7 @@
                       <wps:spPr>
                         <a:xfrm>
                           <a:off x="0" y="0"/>
-                          <a:ext cx="3225746" cy="5116749"/>
+                          <a:ext cx="3225746" cy="5622588"/>
                         </a:xfrm>
                         <a:prstGeom prst="rect">
                           <a:avLst/>
@@ -2003,6 +2379,23 @@
                       </wps:spPr>
                       <wps:txbx>
                         <w:txbxContent>
+                          <w:p>
+                            <w:pPr>
+                              <w:rPr>
+                                <w:b/>
+                                <w:bCs/>
+                                <w:lang w:val="en-AU"/>
+                              </w:rPr>
+                            </w:pPr>
+                            <w:r>
+                              <w:rPr>
+                                <w:b/>
+                                <w:bCs/>
+                                <w:lang w:val="en-AU"/>
+                              </w:rPr>
+                              <w:t>FR4: How the Observer design works</w:t>
+                            </w:r>
+                          </w:p>
                           <w:p>
                             <w:pPr>
                               <w:rPr>
@@ -2218,6 +2611,112 @@
                               <w:t>) on each one, causing both the hospital and GP notification systems to be triggered.</w:t>
                             </w:r>
                           </w:p>
+                          <w:p>
+                            <w:pPr>
+                              <w:rPr>
+                                <w:lang w:val="en-AU"/>
+                              </w:rPr>
+                            </w:pPr>
+                            <w:r>
+                              <w:rPr>
+                                <w:b/>
+                                <w:bCs/>
+                                <w:lang w:val="en-AU"/>
+                              </w:rPr>
+                              <w:t xml:space="preserve">Git </w:t>
+                            </w:r>
+                            <w:proofErr w:type="gramStart"/>
+                            <w:r>
+                              <w:rPr>
+                                <w:b/>
+                                <w:bCs/>
+                                <w:lang w:val="en-AU"/>
+                              </w:rPr>
+                              <w:t>commits:</w:t>
+                            </w:r>
+                            <w:proofErr w:type="gramEnd"/>
+                            <w:r>
+                              <w:rPr>
+                                <w:lang w:val="en-AU"/>
+                              </w:rPr>
+                              <w:t xml:space="preserve"> I added </w:t>
+                            </w:r>
+                            <w:proofErr w:type="spellStart"/>
+                            <w:r>
+                              <w:rPr>
+                                <w:lang w:val="en-AU"/>
+                              </w:rPr>
+                              <w:t>PatientAlertObserver</w:t>
+                            </w:r>
+                            <w:proofErr w:type="spellEnd"/>
+                            <w:r>
+                              <w:rPr>
+                                <w:lang w:val="en-AU"/>
+                              </w:rPr>
+                              <w:t xml:space="preserve">, </w:t>
+                            </w:r>
+                            <w:proofErr w:type="spellStart"/>
+                            <w:r>
+                              <w:rPr>
+                                <w:lang w:val="en-AU"/>
+                              </w:rPr>
+                              <w:t>HospitalAlertObserver</w:t>
+                            </w:r>
+                            <w:proofErr w:type="spellEnd"/>
+                            <w:r>
+                              <w:rPr>
+                                <w:lang w:val="en-AU"/>
+                              </w:rPr>
+                              <w:t xml:space="preserve">, and </w:t>
+                            </w:r>
+                            <w:proofErr w:type="spellStart"/>
+                            <w:r>
+                              <w:rPr>
+                                <w:lang w:val="en-AU"/>
+                              </w:rPr>
+                              <w:t>GPAlertObserver</w:t>
+                            </w:r>
+                            <w:proofErr w:type="spellEnd"/>
+                            <w:r>
+                              <w:rPr>
+                                <w:lang w:val="en-AU"/>
+                              </w:rPr>
+                              <w:t xml:space="preserve">, and </w:t>
+                            </w:r>
+                            <w:r>
+                              <w:rPr>
+                                <w:lang w:val="en-AU"/>
+                              </w:rPr>
+                              <w:t>worked on</w:t>
+                            </w:r>
+                            <w:r>
+                              <w:rPr>
+                                <w:lang w:val="en-AU"/>
+                              </w:rPr>
+                              <w:t xml:space="preserve"> observer registration into </w:t>
+                            </w:r>
+                            <w:proofErr w:type="spellStart"/>
+                            <w:r>
+                              <w:rPr>
+                                <w:lang w:val="en-AU"/>
+                              </w:rPr>
+                              <w:t>PatientManagementSystem</w:t>
+                            </w:r>
+                            <w:proofErr w:type="spellEnd"/>
+                            <w:r>
+                              <w:rPr>
+                                <w:lang w:val="en-AU"/>
+                              </w:rPr>
+                              <w:t xml:space="preserve"> in commit a47708b.</w:t>
+                            </w:r>
+                          </w:p>
+                          <w:p>
+                            <w:pPr>
+                              <w:rPr>
+                                <w:lang w:val="en-US"/>
+                              </w:rPr>
+                            </w:pPr>
+                          </w:p>
                         </w:txbxContent>
                       </wps:txbx>
                       <wps:bodyPr rot="0" spcFirstLastPara="0" vertOverflow="overflow" horzOverflow="overflow" vert="horz" wrap="square" lIns="91440" tIns="45720" rIns="91440" bIns="45720" numCol="1" spcCol="0" rtlCol="0" fromWordArt="0" anchor="t" anchorCtr="0" forceAA="0" compatLnSpc="1">
@@ -2240,9 +2739,26 @@
           </mc:Choice>
           <mc:Fallback>
             <w:pict>
-              <v:shape w14:anchorId="6EF96E93" id="_x0000_s1027" type="#_x0000_t202" style="position:absolute;margin-left:276.05pt;margin-top:7.6pt;width:254pt;height:402.9pt;z-index:251661312;visibility:visible;mso-wrap-style:square;mso-width-percent:0;mso-height-percent:0;mso-wrap-distance-left:9pt;mso-wrap-distance-top:0;mso-wrap-distance-right:9pt;mso-wrap-distance-bottom:0;mso-position-horizontal:absolute;mso-position-horizontal-relative:text;mso-position-vertical:absolute;mso-position-vertical-relative:text;mso-width-percent:0;mso-height-percent:0;mso-width-relative:margin;mso-height-relative:margin;v-text-anchor:top" o:gfxdata="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" filled="f" stroked="f" strokeweight=".5pt">
+              <v:shape w14:anchorId="6EF96E93" id="_x0000_s1027" type="#_x0000_t202" style="position:absolute;margin-left:275.75pt;margin-top:7.75pt;width:254pt;height:442.7pt;z-index:251661312;visibility:visible;mso-wrap-style:square;mso-width-percent:0;mso-height-percent:0;mso-wrap-distance-left:9pt;mso-wrap-distance-top:0;mso-wrap-distance-right:9pt;mso-wrap-distance-bottom:0;mso-position-horizontal:absolute;mso-position-horizontal-relative:text;mso-position-vertical:absolute;mso-position-vertical-relative:text;mso-width-percent:0;mso-height-percent:0;mso-width-relative:margin;mso-height-relative:margin;v-text-anchor:top" o:gfxdata="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" filled="f" stroked="f" strokeweight=".5pt">
                 <v:textbox>
                   <w:txbxContent>
+                    <w:p>
+                      <w:pPr>
+                        <w:rPr>
+                          <w:b/>
+                          <w:bCs/>
+                          <w:lang w:val="en-AU"/>
+                        </w:rPr>
+                      </w:pPr>
+                      <w:r>
+                        <w:rPr>
+                          <w:b/>
+                          <w:bCs/>
+                          <w:lang w:val="en-AU"/>
+                        </w:rPr>
+                        <w:t>FR4: How the Observer design works</w:t>
+                      </w:r>
+                    </w:p>
                     <w:p>
                       <w:pPr>
                         <w:rPr>
@@ -2458,6 +2974,112 @@
                         <w:t>) on each one, causing both the hospital and GP notification systems to be triggered.</w:t>
                       </w:r>
                     </w:p>
+                    <w:p>
+                      <w:pPr>
+                        <w:rPr>
+                          <w:lang w:val="en-AU"/>
+                        </w:rPr>
+                      </w:pPr>
+                      <w:r>
+                        <w:rPr>
+                          <w:b/>
+                          <w:bCs/>
+                          <w:lang w:val="en-AU"/>
+                        </w:rPr>
+                        <w:t xml:space="preserve">Git </w:t>
+                      </w:r>
+                      <w:proofErr w:type="gramStart"/>
+                      <w:r>
+                        <w:rPr>
+                          <w:b/>
+                          <w:bCs/>
+                          <w:lang w:val="en-AU"/>
+                        </w:rPr>
+                        <w:t>commits:</w:t>
+                      </w:r>
+                      <w:proofErr w:type="gramEnd"/>
+                      <w:r>
+                        <w:rPr>
+                          <w:lang w:val="en-AU"/>
+                        </w:rPr>
+                        <w:t xml:space="preserve"> I added </w:t>
+                      </w:r>
+                      <w:proofErr w:type="spellStart"/>
+                      <w:r>
+                        <w:rPr>
+                          <w:lang w:val="en-AU"/>
+                        </w:rPr>
+                        <w:t>PatientAlertObserver</w:t>
+                      </w:r>
+                      <w:proofErr w:type="spellEnd"/>
+                      <w:r>
+                        <w:rPr>
+                          <w:lang w:val="en-AU"/>
+                        </w:rPr>
+                        <w:t xml:space="preserve">, </w:t>
+                      </w:r>
+                      <w:proofErr w:type="spellStart"/>
+                      <w:r>
+                        <w:rPr>
+                          <w:lang w:val="en-AU"/>
+                        </w:rPr>
+                        <w:t>HospitalAlertObserver</w:t>
+                      </w:r>
+                      <w:proofErr w:type="spellEnd"/>
+                      <w:r>
+                        <w:rPr>
+                          <w:lang w:val="en-AU"/>
+                        </w:rPr>
+                        <w:t xml:space="preserve">, and </w:t>
+                      </w:r>
+                      <w:proofErr w:type="spellStart"/>
+                      <w:r>
+                        <w:rPr>
+                          <w:lang w:val="en-AU"/>
+                        </w:rPr>
+                        <w:t>GPAlertObserver</w:t>
+                      </w:r>
+                      <w:proofErr w:type="spellEnd"/>
+                      <w:r>
+                        <w:rPr>
+                          <w:lang w:val="en-AU"/>
+                        </w:rPr>
+                        <w:t xml:space="preserve">, and </w:t>
+                      </w:r>
+                      <w:r>
+                        <w:rPr>
+                          <w:lang w:val="en-AU"/>
+                        </w:rPr>
+                        <w:t>worked on</w:t>
+                      </w:r>
+                      <w:r>
+                        <w:rPr>
+                          <w:lang w:val="en-AU"/>
+                        </w:rPr>
+                        <w:t xml:space="preserve"> observer registration into </w:t>
+                      </w:r>
+                      <w:proofErr w:type="spellStart"/>
+                      <w:r>
+                        <w:rPr>
+                          <w:lang w:val="en-AU"/>
+                        </w:rPr>
+                        <w:t>PatientManagementSystem</w:t>
+                      </w:r>
+                      <w:proofErr w:type="spellEnd"/>
+                      <w:r>
+                        <w:rPr>
+                          <w:lang w:val="en-AU"/>
+                        </w:rPr>
+                        <w:t xml:space="preserve"> in commit a47708b.</w:t>
+                      </w:r>
+                    </w:p>
+                    <w:p>
+                      <w:pPr>
+                        <w:rPr>
+                          <w:lang w:val="en-US"/>
+                        </w:rPr>
+                      </w:pPr>
+                    </w:p>
                   </w:txbxContent>
                 </v:textbox>
               </v:shape>
@@ -2485,7 +3107,7 @@
                     <pic:cNvPicPr/>
                   </pic:nvPicPr>
                   <pic:blipFill>
-                    <a:blip r:embed="rId14" cstate="print">
+                    <a:blip r:embed="rId15" cstate="print">
                       <a:extLst>
                         <a:ext uri="{28A0092B-C50C-407E-A947-70E740481C1C}">
                           <a14:useLocalDpi xmlns:a14="http://schemas.microsoft.com/office/drawing/2010/main" val="0"/>
@@ -2513,7 +3135,7 @@
       </w:r>
     </w:p>
     <w:sectPr>
-      <w:headerReference w:type="default" r:id="rId15"/>
+      <w:headerReference w:type="default" r:id="rId16"/>
       <w:pgSz w:w="11906" w:h="16838"/>
       <w:pgMar w:top="720" w:right="720" w:bottom="720" w:left="720" w:header="708" w:footer="708" w:gutter="0"/>
       <w:cols w:space="708"/>
@@ -9787,21 +10409,6 @@
 </file>
 
 <file path=customXml/item1.xml><?xml version="1.0" encoding="utf-8"?>
-<b:Sources xmlns:b="http://schemas.openxmlformats.org/officeDocument/2006/bibliography" xmlns="http://schemas.openxmlformats.org/officeDocument/2006/bibliography" SelectedStyle="\APASixthEditionOfficeOnline.xsl" StyleName="APA" Version="6"/>
-</file>
-
-<file path=customXml/item2.xml><?xml version="1.0" encoding="utf-8"?>
-<p:properties xmlns:p="http://schemas.microsoft.com/office/2006/metadata/properties" xmlns:xsi="http://www.w3.org/2001/XMLSchema-instance" xmlns:pc="http://schemas.microsoft.com/office/infopath/2007/PartnerControls">
-  <documentManagement>
-    <TaxCatchAll xmlns="7bf5d640-ba26-46f9-8024-69a28b53b42d" xsi:nil="true"/>
-    <lcf76f155ced4ddcb4097134ff3c332f xmlns="2d1024ab-11f5-49b8-a28a-56ba73c36ff9">
-      <Terms xmlns="http://schemas.microsoft.com/office/infopath/2007/PartnerControls"/>
-    </lcf76f155ced4ddcb4097134ff3c332f>
-  </documentManagement>
-</p:properties>
-</file>
-
-<file path=customXml/item3.xml><?xml version="1.0" encoding="utf-8"?>
 <?mso-contentType ?>
 <FormTemplates xmlns="http://schemas.microsoft.com/sharepoint/v3/contenttype/forms">
   <Display>DocumentLibraryForm</Display>
@@ -9810,7 +10417,7 @@
 </FormTemplates>
 </file>
 
-<file path=customXml/item4.xml><?xml version="1.0" encoding="utf-8"?>
+<file path=customXml/item2.xml><?xml version="1.0" encoding="utf-8"?>
 <ct:contentTypeSchema xmlns:ct="http://schemas.microsoft.com/office/2006/metadata/contentType" xmlns:ma="http://schemas.microsoft.com/office/2006/metadata/properties/metaAttributes" ct:_="" ma:_="" ma:contentTypeName="Document" ma:contentTypeID="0x010100A8E117B05CE81D4B82AC7E0ECEEE001B" ma:contentTypeVersion="12" ma:contentTypeDescription="Create a new document." ma:contentTypeScope="" ma:versionID="289c8fe4d7d1b65de6a2446e45f0c7bc">
   <xsd:schema xmlns:xsd="http://www.w3.org/2001/XMLSchema" xmlns:xs="http://www.w3.org/2001/XMLSchema" xmlns:p="http://schemas.microsoft.com/office/2006/metadata/properties" xmlns:ns2="2d1024ab-11f5-49b8-a28a-56ba73c36ff9" xmlns:ns3="7bf5d640-ba26-46f9-8024-69a28b53b42d" targetNamespace="http://schemas.microsoft.com/office/2006/metadata/properties" ma:root="true" ma:fieldsID="72905347776f8d7a64e4e8155a16014a" ns2:_="" ns3:_="">
     <xsd:import namespace="2d1024ab-11f5-49b8-a28a-56ba73c36ff9"/>
@@ -10011,26 +10618,22 @@
 </ct:contentTypeSchema>
 </file>
 
-<file path=customXml/itemProps1.xml><?xml version="1.0" encoding="utf-8"?>
-<ds:datastoreItem xmlns:ds="http://schemas.openxmlformats.org/officeDocument/2006/customXml" ds:itemID="{9DE7380B-65BC-49DE-8748-7DDACE3A3D8F}">
-  <ds:schemaRefs>
-    <ds:schemaRef ds:uri="http://schemas.openxmlformats.org/officeDocument/2006/bibliography"/>
-  </ds:schemaRefs>
-</ds:datastoreItem>
+<file path=customXml/item3.xml><?xml version="1.0" encoding="utf-8"?>
+<b:Sources xmlns:b="http://schemas.openxmlformats.org/officeDocument/2006/bibliography" xmlns="http://schemas.openxmlformats.org/officeDocument/2006/bibliography" SelectedStyle="\APASixthEditionOfficeOnline.xsl" StyleName="APA" Version="6"/>
 </file>
 
-<file path=customXml/itemProps2.xml><?xml version="1.0" encoding="utf-8"?>
-<ds:datastoreItem xmlns:ds="http://schemas.openxmlformats.org/officeDocument/2006/customXml" ds:itemID="{86A91753-673F-4176-BC58-8E79AFEC9A68}">
-  <ds:schemaRefs>
-    <ds:schemaRef ds:uri="http://schemas.microsoft.com/office/2006/metadata/properties"/>
-    <ds:schemaRef ds:uri="http://schemas.microsoft.com/office/infopath/2007/PartnerControls"/>
-    <ds:schemaRef ds:uri="7bf5d640-ba26-46f9-8024-69a28b53b42d"/>
-    <ds:schemaRef ds:uri="2d1024ab-11f5-49b8-a28a-56ba73c36ff9"/>
-  </ds:schemaRefs>
-</ds:datastoreItem>
+<file path=customXml/item4.xml><?xml version="1.0" encoding="utf-8"?>
+<p:properties xmlns:p="http://schemas.microsoft.com/office/2006/metadata/properties" xmlns:xsi="http://www.w3.org/2001/XMLSchema-instance" xmlns:pc="http://schemas.microsoft.com/office/infopath/2007/PartnerControls">
+  <documentManagement>
+    <TaxCatchAll xmlns="7bf5d640-ba26-46f9-8024-69a28b53b42d" xsi:nil="true"/>
+    <lcf76f155ced4ddcb4097134ff3c332f xmlns="2d1024ab-11f5-49b8-a28a-56ba73c36ff9">
+      <Terms xmlns="http://schemas.microsoft.com/office/infopath/2007/PartnerControls"/>
+    </lcf76f155ced4ddcb4097134ff3c332f>
+  </documentManagement>
+</p:properties>
 </file>
 
-<file path=customXml/itemProps3.xml><?xml version="1.0" encoding="utf-8"?>
+<file path=customXml/itemProps1.xml><?xml version="1.0" encoding="utf-8"?>
 <ds:datastoreItem xmlns:ds="http://schemas.openxmlformats.org/officeDocument/2006/customXml" ds:itemID="{80707DC9-1B4F-4E9B-8E9D-0E92098CEB6D}">
   <ds:schemaRefs>
     <ds:schemaRef ds:uri="http://schemas.microsoft.com/sharepoint/v3/contenttype/forms"/>
@@ -10038,7 +10641,7 @@
 </ds:datastoreItem>
 </file>
 
-<file path=customXml/itemProps4.xml><?xml version="1.0" encoding="utf-8"?>
+<file path=customXml/itemProps2.xml><?xml version="1.0" encoding="utf-8"?>
 <ds:datastoreItem xmlns:ds="http://schemas.openxmlformats.org/officeDocument/2006/customXml" ds:itemID="{08E3E0F5-2B4A-44B0-A4C5-851CA703E927}">
   <ds:schemaRefs>
     <ds:schemaRef ds:uri="http://schemas.microsoft.com/office/2006/metadata/contentType"/>
@@ -10055,4 +10658,23 @@
     <ds:schemaRef ds:uri="http://schemas.microsoft.com/internal/obd"/>
   </ds:schemaRefs>
 </ds:datastoreItem>
+</file>
+
+<file path=customXml/itemProps3.xml><?xml version="1.0" encoding="utf-8"?>
+<ds:datastoreItem xmlns:ds="http://schemas.openxmlformats.org/officeDocument/2006/customXml" ds:itemID="{9DE7380B-65BC-49DE-8748-7DDACE3A3D8F}">
+  <ds:schemaRefs>
+    <ds:schemaRef ds:uri="http://schemas.openxmlformats.org/officeDocument/2006/bibliography"/>
+  </ds:schemaRefs>
+</ds:datastoreItem>
+</file>
+
+<file path=customXml/itemProps4.xml><?xml version="1.0" encoding="utf-8"?>
+<ds:datastoreItem xmlns:ds="http://schemas.openxmlformats.org/officeDocument/2006/customXml" ds:itemID="{86A91753-673F-4176-BC58-8E79AFEC9A68}">
+  <ds:schemaRefs>
+    <ds:schemaRef ds:uri="http://schemas.microsoft.com/office/2006/metadata/properties"/>
+    <ds:schemaRef ds:uri="http://schemas.microsoft.com/office/infopath/2007/PartnerControls"/>
+    <ds:schemaRef ds:uri="7bf5d640-ba26-46f9-8024-69a28b53b42d"/>
+    <ds:schemaRef ds:uri="2d1024ab-11f5-49b8-a28a-56ba73c36ff9"/>
+  </ds:schemaRefs>
+</ds:datastoreItem>
 </file>